--- a/t34_s4.docx
+++ b/t34_s4.docx
@@ -3,2348 +3,998 @@
 <w:document xmlns:wpc="http://schemas.microsoft.com/office/word/2010/wordprocessingCanvas" xmlns:mo="http://schemas.microsoft.com/office/mac/office/2008/main" xmlns:mc="http://schemas.openxmlformats.org/markup-compatibility/2006" xmlns:mv="urn:schemas-microsoft-com:mac:vml" xmlns:o="urn:schemas-microsoft-com:office:office" xmlns:r="http://schemas.openxmlformats.org/officeDocument/2006/relationships" xmlns:m="http://schemas.openxmlformats.org/officeDocument/2006/math" xmlns:v="urn:schemas-microsoft-com:vml" xmlns:wp14="http://schemas.microsoft.com/office/word/2010/wordprocessingDrawing" xmlns:wp="http://schemas.openxmlformats.org/drawingml/2006/wordprocessingDrawing" xmlns:w10="urn:schemas-microsoft-com:office:word" xmlns:w="http://schemas.openxmlformats.org/wordprocessingml/2006/main" xmlns:w14="http://schemas.microsoft.com/office/word/2010/wordml" xmlns:wpg="http://schemas.microsoft.com/office/word/2010/wordprocessingGroup" xmlns:wpi="http://schemas.microsoft.com/office/word/2010/wordprocessingInk" xmlns:wne="http://schemas.microsoft.com/office/word/2006/wordml" xmlns:wps="http://schemas.microsoft.com/office/word/2010/wordprocessingShape" mc:Ignorable="w14 wp14">
   <w:body>
     <w:p>
-      <w:pPr>
-        <w:spacing w:after="40" w:before="120"/>
-      </w:pPr>
       <w:r>
-        <w:rPr>
-          <w:b w:val="0"/>
-          <w:i w:val="0"/>
-          <w:sz w:val="22"/>
-        </w:rPr>
-        <w:t>Question: A client develops a sudden, severe 'worst headache of my life' with vomiting and rapidly decreasing consciousness. Which condition is most likely?</w:t>
+        <w:t xml:space="preserve">Question: A client at 39 weeks gestation is in the first stage of labor. The nurse notes a fetal heart rate of 170 beats per minute with decreased variability. The nurse should:</w:t>
       </w:r>
     </w:p>
     <w:p>
-      <w:pPr>
-        <w:spacing w:after="0" w:before="0"/>
-      </w:pPr>
       <w:r>
-        <w:rPr>
-          <w:b w:val="0"/>
-          <w:i w:val="0"/>
-          <w:sz w:val="22"/>
-        </w:rPr>
-        <w:t>(a) Hemorrhagic stroke (subarachnoid hemorrhage)</w:t>
+        <w:t xml:space="preserve">(a) Reposition the client, check maternal temperature, and notify the physician</w:t>
       </w:r>
     </w:p>
     <w:p>
-      <w:pPr>
-        <w:spacing w:after="0" w:before="0"/>
-      </w:pPr>
       <w:r>
-        <w:rPr>
-          <w:b w:val="0"/>
-          <w:i w:val="0"/>
-          <w:sz w:val="22"/>
-        </w:rPr>
-        <w:t>(b) Transient ischemic attack</w:t>
+        <w:t xml:space="preserve">(b) Document and continue monitoring</w:t>
       </w:r>
     </w:p>
     <w:p>
-      <w:pPr>
-        <w:spacing w:after="0" w:before="0"/>
-      </w:pPr>
       <w:r>
-        <w:rPr>
-          <w:b w:val="0"/>
-          <w:i w:val="0"/>
-          <w:sz w:val="22"/>
-        </w:rPr>
-        <w:t>(c) Migraine with aura</w:t>
+        <w:t xml:space="preserve">(c) Increase the oxytocin rate</w:t>
       </w:r>
     </w:p>
     <w:p>
-      <w:pPr>
-        <w:spacing w:after="0" w:before="0"/>
-      </w:pPr>
       <w:r>
-        <w:rPr>
-          <w:b w:val="0"/>
-          <w:i w:val="0"/>
-          <w:sz w:val="22"/>
-        </w:rPr>
-        <w:t>(d) Simple fainting</w:t>
+        <w:t xml:space="preserve">(d) Place the client in a supine position</w:t>
       </w:r>
     </w:p>
     <w:p>
-      <w:pPr>
-        <w:spacing w:after="0" w:before="40"/>
-      </w:pPr>
       <w:r>
-        <w:rPr>
-          <w:b/>
-          <w:i w:val="0"/>
-          <w:sz w:val="22"/>
-        </w:rPr>
-        <w:t>Answer: a</w:t>
+        <w:t xml:space="preserve">Answer: a</w:t>
       </w:r>
     </w:p>
     <w:p>
-      <w:pPr>
-        <w:spacing w:after="0" w:before="0"/>
-      </w:pPr>
       <w:r>
-        <w:rPr>
-          <w:b w:val="0"/>
-          <w:i w:val="0"/>
-          <w:sz w:val="21"/>
-        </w:rPr>
-        <w:t>Solution: Sudden severe (thunderclap) headache with vomiting and altered consciousness suggests subarachnoid hemorrhage, a medical emergency needing urgent imaging. A TIA resolves within 24 hours without such headache; migraine is recurrent.</w:t>
+        <w:t xml:space="preserve">Solution: Tachycardia with decreased variability may indicate fetal distress or maternal fever/infection. The nurse repositions, assesses maternal status, and notifies the physician.</w:t>
       </w:r>
     </w:p>
     <w:p>
-      <w:pPr>
-        <w:spacing w:after="0" w:before="0"/>
-      </w:pPr>
       <w:r>
-        <w:rPr>
-          <w:b w:val="0"/>
-          <w:i w:val="0"/>
-          <w:sz w:val="20"/>
-        </w:rPr>
-        <w:t>Positive Marks: 1</w:t>
+        <w:t xml:space="preserve">Positive Marks: 1</w:t>
       </w:r>
     </w:p>
     <w:p>
-      <w:pPr>
-        <w:spacing w:after="160" w:before="0"/>
-      </w:pPr>
       <w:r>
-        <w:rPr>
-          <w:b w:val="0"/>
-          <w:i w:val="0"/>
-          <w:sz w:val="20"/>
-        </w:rPr>
-        <w:t>Negative Marks: 0.25</w:t>
+        <w:t xml:space="preserve">Negative Marks: 0.25</w:t>
       </w:r>
     </w:p>
     <w:p>
-      <w:pPr>
-        <w:spacing w:after="40" w:before="120"/>
-      </w:pPr>
       <w:r>
-        <w:rPr>
-          <w:b w:val="0"/>
-          <w:i w:val="0"/>
-          <w:sz w:val="22"/>
-        </w:rPr>
-        <w:t>Question: A client with severe diarrhea has muscle weakness, shallow respirations, and the cardiac monitor shows U waves. Which electrolyte imbalance is most likely?</w:t>
+        <w:t xml:space="preserve"/>
       </w:r>
     </w:p>
     <w:p>
-      <w:pPr>
-        <w:spacing w:after="0" w:before="0"/>
-      </w:pPr>
       <w:r>
-        <w:rPr>
-          <w:b w:val="0"/>
-          <w:i w:val="0"/>
-          <w:sz w:val="22"/>
-        </w:rPr>
-        <w:t>(a) Hypokalemia</w:t>
+        <w:t xml:space="preserve">Question: A postpartum client reports severe perineal pain and a feeling of pressure. The nurse notes a large, bluish swelling at the perineum. The nurse should suspect:</w:t>
       </w:r>
     </w:p>
     <w:p>
-      <w:pPr>
-        <w:spacing w:after="0" w:before="0"/>
-      </w:pPr>
       <w:r>
-        <w:rPr>
-          <w:b w:val="0"/>
-          <w:i w:val="0"/>
-          <w:sz w:val="22"/>
-        </w:rPr>
-        <w:t>(b) Hyperkalemia</w:t>
+        <w:t xml:space="preserve">(a) A vulvar hematoma</w:t>
       </w:r>
     </w:p>
     <w:p>
-      <w:pPr>
-        <w:spacing w:after="0" w:before="0"/>
-      </w:pPr>
       <w:r>
-        <w:rPr>
-          <w:b w:val="0"/>
-          <w:i w:val="0"/>
-          <w:sz w:val="22"/>
-        </w:rPr>
-        <w:t>(c) Hypernatremia</w:t>
+        <w:t xml:space="preserve">(b) Normal postpartum swelling</w:t>
       </w:r>
     </w:p>
     <w:p>
-      <w:pPr>
-        <w:spacing w:after="0" w:before="0"/>
-      </w:pPr>
       <w:r>
-        <w:rPr>
-          <w:b w:val="0"/>
-          <w:i w:val="0"/>
-          <w:sz w:val="22"/>
-        </w:rPr>
-        <w:t>(d) Hypocalcemia</w:t>
+        <w:t xml:space="preserve">(c) An episiotomy infection</w:t>
       </w:r>
     </w:p>
     <w:p>
-      <w:pPr>
-        <w:spacing w:after="0" w:before="40"/>
-      </w:pPr>
       <w:r>
-        <w:rPr>
-          <w:b/>
-          <w:i w:val="0"/>
-          <w:sz w:val="22"/>
-        </w:rPr>
-        <w:t>Answer: a</w:t>
+        <w:t xml:space="preserve">(d) Uterine prolapse</w:t>
       </w:r>
     </w:p>
     <w:p>
-      <w:pPr>
-        <w:spacing w:after="0" w:before="0"/>
-      </w:pPr>
       <w:r>
-        <w:rPr>
-          <w:b w:val="0"/>
-          <w:i w:val="0"/>
-          <w:sz w:val="21"/>
-        </w:rPr>
-        <w:t>Solution: Hypokalemia from GI losses causes muscle weakness, hyporeflexia, and ECG changes including ST depression, flattened T waves, and U waves. Hyperkalemia produces tall peaked T waves.</w:t>
+        <w:t xml:space="preserve">Answer: a</w:t>
       </w:r>
     </w:p>
     <w:p>
-      <w:pPr>
-        <w:spacing w:after="0" w:before="0"/>
-      </w:pPr>
       <w:r>
-        <w:rPr>
-          <w:b w:val="0"/>
-          <w:i w:val="0"/>
-          <w:sz w:val="20"/>
-        </w:rPr>
-        <w:t>Positive Marks: 1</w:t>
+        <w:t xml:space="preserve">Solution: A painful, enlarging perineal mass indicates a vulvar hematoma, which can cause significant blood loss. The nurse applies ice, monitors vital signs, and notifies the physician.</w:t>
       </w:r>
     </w:p>
     <w:p>
-      <w:pPr>
-        <w:spacing w:after="160" w:before="0"/>
-      </w:pPr>
       <w:r>
-        <w:rPr>
-          <w:b w:val="0"/>
-          <w:i w:val="0"/>
-          <w:sz w:val="20"/>
-        </w:rPr>
-        <w:t>Negative Marks: 0.25</w:t>
+        <w:t xml:space="preserve">Positive Marks: 1</w:t>
       </w:r>
     </w:p>
     <w:p>
-      <w:pPr>
-        <w:spacing w:after="40" w:before="120"/>
-      </w:pPr>
       <w:r>
-        <w:rPr>
-          <w:b w:val="0"/>
-          <w:i w:val="0"/>
-          <w:sz w:val="22"/>
-        </w:rPr>
-        <w:t>Question: On the third day after injury, a surgical wound is filling with red, moist, granular tissue. The nurse recognizes this as which phase of wound healing?</w:t>
+        <w:t xml:space="preserve">Negative Marks: 0.25</w:t>
       </w:r>
     </w:p>
     <w:p>
-      <w:pPr>
-        <w:spacing w:after="0" w:before="0"/>
-      </w:pPr>
       <w:r>
-        <w:rPr>
-          <w:b w:val="0"/>
-          <w:i w:val="0"/>
-          <w:sz w:val="22"/>
-        </w:rPr>
-        <w:t>(a) Proliferation (granulation) phase</w:t>
+        <w:t xml:space="preserve"/>
       </w:r>
     </w:p>
     <w:p>
-      <w:pPr>
-        <w:spacing w:after="0" w:before="0"/>
-      </w:pPr>
       <w:r>
-        <w:rPr>
-          <w:b w:val="0"/>
-          <w:i w:val="0"/>
-          <w:sz w:val="22"/>
-        </w:rPr>
-        <w:t>(b) Inflammatory phase</w:t>
+        <w:t xml:space="preserve">Question: A newborn is being assessed for hypoglycemia. Which sign is most characteristic?</w:t>
       </w:r>
     </w:p>
     <w:p>
-      <w:pPr>
-        <w:spacing w:after="0" w:before="0"/>
-      </w:pPr>
       <w:r>
-        <w:rPr>
-          <w:b w:val="0"/>
-          <w:i w:val="0"/>
-          <w:sz w:val="22"/>
-        </w:rPr>
-        <w:t>(c) Maturation phase</w:t>
+        <w:t xml:space="preserve">(a) Jitteriness and poor feeding</w:t>
       </w:r>
     </w:p>
     <w:p>
-      <w:pPr>
-        <w:spacing w:after="0" w:before="0"/>
-      </w:pPr>
       <w:r>
-        <w:rPr>
-          <w:b w:val="0"/>
-          <w:i w:val="0"/>
-          <w:sz w:val="22"/>
-        </w:rPr>
-        <w:t>(d) Hemostasis only</w:t>
+        <w:t xml:space="preserve">(b) Ruddy complexion</w:t>
       </w:r>
     </w:p>
     <w:p>
-      <w:pPr>
-        <w:spacing w:after="0" w:before="40"/>
-      </w:pPr>
       <w:r>
-        <w:rPr>
-          <w:b/>
-          <w:i w:val="0"/>
-          <w:sz w:val="22"/>
-        </w:rPr>
-        <w:t>Answer: a</w:t>
+        <w:t xml:space="preserve">(c) Active Moro reflex</w:t>
       </w:r>
     </w:p>
     <w:p>
-      <w:pPr>
-        <w:spacing w:after="0" w:before="0"/>
-      </w:pPr>
       <w:r>
-        <w:rPr>
-          <w:b w:val="0"/>
-          <w:i w:val="0"/>
-          <w:sz w:val="21"/>
-        </w:rPr>
-        <w:t>Solution: Granulation tissue formation (red, moist, friable tissue) occurs in the proliferation phase, about days 3-20 after injury. The inflammatory phase (days 1-5) involves redness/swelling; maturation remodels collagen over months.</w:t>
+        <w:t xml:space="preserve">(d) Normal cry</w:t>
       </w:r>
     </w:p>
     <w:p>
-      <w:pPr>
-        <w:spacing w:after="0" w:before="0"/>
-      </w:pPr>
       <w:r>
-        <w:rPr>
-          <w:b w:val="0"/>
-          <w:i w:val="0"/>
-          <w:sz w:val="20"/>
-        </w:rPr>
-        <w:t>Positive Marks: 1</w:t>
+        <w:t xml:space="preserve">Answer: a</w:t>
       </w:r>
     </w:p>
     <w:p>
-      <w:pPr>
-        <w:spacing w:after="160" w:before="0"/>
-      </w:pPr>
       <w:r>
-        <w:rPr>
-          <w:b w:val="0"/>
-          <w:i w:val="0"/>
-          <w:sz w:val="20"/>
-        </w:rPr>
-        <w:t>Negative Marks: 0.25</w:t>
+        <w:t xml:space="preserve">Solution: Neonatal hypoglycemia causes jitteriness, poor feeding, hypotonia, lethargy, and a high-pitched cry. High-risk infants (IDM, preterm) are screened.</w:t>
       </w:r>
     </w:p>
     <w:p>
-      <w:pPr>
-        <w:spacing w:after="40" w:before="120"/>
-      </w:pPr>
       <w:r>
-        <w:rPr>
-          <w:b w:val="0"/>
-          <w:i w:val="0"/>
-          <w:sz w:val="22"/>
-        </w:rPr>
-        <w:t>Question: Which is the most common early symptom of bladder cancer?</w:t>
+        <w:t xml:space="preserve">Positive Marks: 1</w:t>
       </w:r>
     </w:p>
     <w:p>
-      <w:pPr>
-        <w:spacing w:after="0" w:before="0"/>
-      </w:pPr>
       <w:r>
-        <w:rPr>
-          <w:b w:val="0"/>
-          <w:i w:val="0"/>
-          <w:sz w:val="22"/>
-        </w:rPr>
-        <w:t>(a) Painless hematuria</w:t>
+        <w:t xml:space="preserve">Negative Marks: 0.25</w:t>
       </w:r>
     </w:p>
     <w:p>
-      <w:pPr>
-        <w:spacing w:after="0" w:before="0"/>
-      </w:pPr>
       <w:r>
-        <w:rPr>
-          <w:b w:val="0"/>
-          <w:i w:val="0"/>
-          <w:sz w:val="22"/>
-        </w:rPr>
-        <w:t>(b) Dysuria with fever</w:t>
+        <w:t xml:space="preserve"/>
       </w:r>
     </w:p>
     <w:p>
-      <w:pPr>
-        <w:spacing w:after="0" w:before="0"/>
-      </w:pPr>
       <w:r>
-        <w:rPr>
-          <w:b w:val="0"/>
-          <w:i w:val="0"/>
-          <w:sz w:val="22"/>
-        </w:rPr>
-        <w:t>(c) Flank pain radiating to the groin</w:t>
+        <w:t xml:space="preserve">Question: The nurse is caring for a child with a diagnosis of acute glomerulonephritis. Which nursing intervention is most important?</w:t>
       </w:r>
     </w:p>
     <w:p>
-      <w:pPr>
-        <w:spacing w:after="0" w:before="0"/>
-      </w:pPr>
       <w:r>
-        <w:rPr>
-          <w:b w:val="0"/>
-          <w:i w:val="0"/>
-          <w:sz w:val="22"/>
-        </w:rPr>
-        <w:t>(d) Retention of urine</w:t>
+        <w:t xml:space="preserve">(a) Monitor blood pressure and fluid balance</w:t>
       </w:r>
     </w:p>
     <w:p>
-      <w:pPr>
-        <w:spacing w:after="0" w:before="40"/>
-      </w:pPr>
       <w:r>
-        <w:rPr>
-          <w:b/>
-          <w:i w:val="0"/>
-          <w:sz w:val="22"/>
-        </w:rPr>
-        <w:t>Answer: a</w:t>
+        <w:t xml:space="preserve">(b) Encourage high-sodium foods</w:t>
       </w:r>
     </w:p>
     <w:p>
-      <w:pPr>
-        <w:spacing w:after="0" w:before="0"/>
-      </w:pPr>
       <w:r>
-        <w:rPr>
-          <w:b w:val="0"/>
-          <w:i w:val="0"/>
-          <w:sz w:val="21"/>
-        </w:rPr>
-        <w:t>Solution: Painless gross or microscopic hematuria is the classic early sign of bladder cancer. Dysuria/fever suggest infection; flank colic suggests stones; retention is a late symptom.</w:t>
+        <w:t xml:space="preserve">(c) Restrict fluids without orders</w:t>
       </w:r>
     </w:p>
     <w:p>
-      <w:pPr>
-        <w:spacing w:after="0" w:before="0"/>
-      </w:pPr>
       <w:r>
-        <w:rPr>
-          <w:b w:val="0"/>
-          <w:i w:val="0"/>
-          <w:sz w:val="20"/>
-        </w:rPr>
-        <w:t>Positive Marks: 1</w:t>
+        <w:t xml:space="preserve">(d) Allow unrestricted activity</w:t>
       </w:r>
     </w:p>
     <w:p>
-      <w:pPr>
-        <w:spacing w:after="160" w:before="0"/>
-      </w:pPr>
       <w:r>
-        <w:rPr>
-          <w:b w:val="0"/>
-          <w:i w:val="0"/>
-          <w:sz w:val="20"/>
-        </w:rPr>
-        <w:t>Negative Marks: 0.25</w:t>
+        <w:t xml:space="preserve">Answer: a</w:t>
       </w:r>
     </w:p>
     <w:p>
-      <w:pPr>
-        <w:spacing w:after="40" w:before="120"/>
-      </w:pPr>
       <w:r>
-        <w:rPr>
-          <w:b w:val="0"/>
-          <w:i w:val="0"/>
-          <w:sz w:val="22"/>
-        </w:rPr>
-        <w:t>Question: Which rule is correct for legal nursing documentation in the client's record?</w:t>
+        <w:t xml:space="preserve">Solution: Acute glomerulonephritis causes hypertension and fluid retention; BP and I&amp;O are monitored, sodium/fluids are managed, and bed rest is encouraged during the acute phase.</w:t>
       </w:r>
     </w:p>
     <w:p>
-      <w:pPr>
-        <w:spacing w:after="0" w:before="0"/>
-      </w:pPr>
       <w:r>
-        <w:rPr>
-          <w:b w:val="0"/>
-          <w:i w:val="0"/>
-          <w:sz w:val="22"/>
-        </w:rPr>
-        <w:t>(a) Chart promptly and factually after care, using black ink without erasures or blank lines</w:t>
+        <w:t xml:space="preserve">Positive Marks: 1</w:t>
       </w:r>
     </w:p>
     <w:p>
-      <w:pPr>
-        <w:spacing w:after="0" w:before="0"/>
-      </w:pPr>
       <w:r>
-        <w:rPr>
-          <w:b w:val="0"/>
-          <w:i w:val="0"/>
-          <w:sz w:val="22"/>
-        </w:rPr>
-        <w:t>(b) Chart before giving the medication to save time</w:t>
+        <w:t xml:space="preserve">Negative Marks: 0.25</w:t>
       </w:r>
     </w:p>
     <w:p>
-      <w:pPr>
-        <w:spacing w:after="0" w:before="0"/>
-      </w:pPr>
       <w:r>
-        <w:rPr>
-          <w:b w:val="0"/>
-          <w:i w:val="0"/>
-          <w:sz w:val="22"/>
-        </w:rPr>
-        <w:t>(c) Use white-out to correct errors</w:t>
+        <w:t xml:space="preserve"/>
       </w:r>
     </w:p>
     <w:p>
-      <w:pPr>
-        <w:spacing w:after="0" w:before="0"/>
-      </w:pPr>
       <w:r>
-        <w:rPr>
-          <w:b w:val="0"/>
-          <w:i w:val="0"/>
-          <w:sz w:val="22"/>
-        </w:rPr>
-        <w:t>(d) Chart only the abnormal findings</w:t>
+        <w:t xml:space="preserve">Question: A child with a diagnosis of severe dehydration is receiving IV fluids. The nurse should monitor for which sign of overhydration?</w:t>
       </w:r>
     </w:p>
     <w:p>
-      <w:pPr>
-        <w:spacing w:after="0" w:before="40"/>
-      </w:pPr>
       <w:r>
-        <w:rPr>
-          <w:b/>
-          <w:i w:val="0"/>
-          <w:sz w:val="22"/>
-        </w:rPr>
-        <w:t>Answer: a</w:t>
+        <w:t xml:space="preserve">(a) Periorbital edema and weight gain</w:t>
       </w:r>
     </w:p>
     <w:p>
-      <w:pPr>
-        <w:spacing w:after="0" w:before="0"/>
-      </w:pPr>
       <w:r>
-        <w:rPr>
-          <w:b w:val="0"/>
-          <w:i w:val="0"/>
-          <w:sz w:val="21"/>
-        </w:rPr>
-        <w:t>Solution: Legal documentation is timely, factual, complete, and legible, with errors corrected by a single line, initialed—never erased or covered with white-out. Blank lines are avoided and all relevant care is recorded.</w:t>
+        <w:t xml:space="preserve">(b) Sunken eyes</w:t>
       </w:r>
     </w:p>
     <w:p>
-      <w:pPr>
-        <w:spacing w:after="0" w:before="0"/>
-      </w:pPr>
       <w:r>
-        <w:rPr>
-          <w:b w:val="0"/>
-          <w:i w:val="0"/>
-          <w:sz w:val="20"/>
-        </w:rPr>
-        <w:t>Positive Marks: 1</w:t>
+        <w:t xml:space="preserve">(c) Decreased urine output</w:t>
       </w:r>
     </w:p>
     <w:p>
-      <w:pPr>
-        <w:spacing w:after="160" w:before="0"/>
-      </w:pPr>
       <w:r>
-        <w:rPr>
-          <w:b w:val="0"/>
-          <w:i w:val="0"/>
-          <w:sz w:val="20"/>
-        </w:rPr>
-        <w:t>Negative Marks: 0.25</w:t>
+        <w:t xml:space="preserve">(d) Dry mucous membranes</w:t>
       </w:r>
     </w:p>
     <w:p>
-      <w:pPr>
-        <w:spacing w:after="40" w:before="120"/>
-      </w:pPr>
       <w:r>
-        <w:rPr>
-          <w:b w:val="0"/>
-          <w:i w:val="0"/>
-          <w:sz w:val="22"/>
-        </w:rPr>
-        <w:t>Question: In which order are vital signs usually measured to obtain the most accurate results?</w:t>
+        <w:t xml:space="preserve">Answer: a</w:t>
       </w:r>
     </w:p>
     <w:p>
-      <w:pPr>
-        <w:spacing w:after="0" w:before="0"/>
-      </w:pPr>
       <w:r>
-        <w:rPr>
-          <w:b w:val="0"/>
-          <w:i w:val="0"/>
-          <w:sz w:val="22"/>
-        </w:rPr>
-        <w:t>(a) Temperature, pulse, respirations, and blood pressure</w:t>
+        <w:t xml:space="preserve">Solution: Periorbital edema and rapid weight gain indicate overhydration during rehydration therapy — the IV rate is adjusted and the physician notified.</w:t>
       </w:r>
     </w:p>
     <w:p>
-      <w:pPr>
-        <w:spacing w:after="0" w:before="0"/>
-      </w:pPr>
       <w:r>
-        <w:rPr>
-          <w:b w:val="0"/>
-          <w:i w:val="0"/>
-          <w:sz w:val="22"/>
-        </w:rPr>
-        <w:t>(b) Blood pressure, temperature, pulse, and respirations</w:t>
+        <w:t xml:space="preserve">Positive Marks: 1</w:t>
       </w:r>
     </w:p>
     <w:p>
-      <w:pPr>
-        <w:spacing w:after="0" w:before="0"/>
-      </w:pPr>
       <w:r>
-        <w:rPr>
-          <w:b w:val="0"/>
-          <w:i w:val="0"/>
-          <w:sz w:val="22"/>
-        </w:rPr>
-        <w:t>(c) Pulse, respirations, temperature, and blood pressure</w:t>
+        <w:t xml:space="preserve">Negative Marks: 0.25</w:t>
       </w:r>
     </w:p>
     <w:p>
-      <w:pPr>
-        <w:spacing w:after="0" w:before="0"/>
-      </w:pPr>
       <w:r>
-        <w:rPr>
-          <w:b w:val="0"/>
-          <w:i w:val="0"/>
-          <w:sz w:val="22"/>
-        </w:rPr>
-        <w:t>(d) Respirations, pulse, temperature, and blood pressure</w:t>
+        <w:t xml:space="preserve"/>
       </w:r>
     </w:p>
     <w:p>
-      <w:pPr>
-        <w:spacing w:after="0" w:before="40"/>
-      </w:pPr>
       <w:r>
-        <w:rPr>
-          <w:b/>
-          <w:i w:val="0"/>
-          <w:sz w:val="22"/>
-        </w:rPr>
-        <w:t>Answer: a</w:t>
+        <w:t xml:space="preserve">Question: A 4-year-old child is admitted with a diagnosis of bacterial meningitis. Which nursing intervention is most important?</w:t>
       </w:r>
     </w:p>
     <w:p>
-      <w:pPr>
-        <w:spacing w:after="0" w:before="0"/>
-      </w:pPr>
       <w:r>
-        <w:rPr>
-          <w:b w:val="0"/>
-          <w:i w:val="0"/>
-          <w:sz w:val="21"/>
-        </w:rPr>
-        <w:t>Solution: Vital signs are typically measured in the order temperature, pulse, respirations, then blood pressure, with respirations counted before the client becomes aware and alters breathing. (In practice, BP may come first in some settings, but T-P-R-BP is the standard teaching order.)</w:t>
+        <w:t xml:space="preserve">(a) Maintain droplet precautions and monitor neurologic status</w:t>
       </w:r>
     </w:p>
     <w:p>
-      <w:pPr>
-        <w:spacing w:after="0" w:before="0"/>
-      </w:pPr>
       <w:r>
-        <w:rPr>
-          <w:b w:val="0"/>
-          <w:i w:val="0"/>
-          <w:sz w:val="20"/>
-        </w:rPr>
-        <w:t>Positive Marks: 1</w:t>
+        <w:t xml:space="preserve">(b) Encourage oral fluids aggressively</w:t>
       </w:r>
     </w:p>
     <w:p>
-      <w:pPr>
-        <w:spacing w:after="160" w:before="0"/>
-      </w:pPr>
       <w:r>
-        <w:rPr>
-          <w:b w:val="0"/>
-          <w:i w:val="0"/>
-          <w:sz w:val="20"/>
-        </w:rPr>
-        <w:t>Negative Marks: 0.25</w:t>
+        <w:t xml:space="preserve">(c) Allow the child to play freely</w:t>
       </w:r>
     </w:p>
     <w:p>
-      <w:pPr>
-        <w:spacing w:after="40" w:before="120"/>
-      </w:pPr>
       <w:r>
-        <w:rPr>
-          <w:b w:val="0"/>
-          <w:i w:val="0"/>
-          <w:sz w:val="22"/>
-        </w:rPr>
-        <w:t>Question: Which symptom is most characteristic of the perimenopause-menopause transition in a woman?</w:t>
+        <w:t xml:space="preserve">(d) Restrict antibiotics</w:t>
       </w:r>
     </w:p>
     <w:p>
-      <w:pPr>
-        <w:spacing w:after="0" w:before="0"/>
-      </w:pPr>
       <w:r>
-        <w:rPr>
-          <w:b w:val="0"/>
-          <w:i w:val="0"/>
-          <w:sz w:val="22"/>
-        </w:rPr>
-        <w:t>(a) Hot flashes and irregular menstrual cycles</w:t>
+        <w:t xml:space="preserve">Answer: a</w:t>
       </w:r>
     </w:p>
     <w:p>
-      <w:pPr>
-        <w:spacing w:after="0" w:before="0"/>
-      </w:pPr>
       <w:r>
-        <w:rPr>
-          <w:b w:val="0"/>
-          <w:i w:val="0"/>
-          <w:sz w:val="22"/>
-        </w:rPr>
-        <w:t>(b) Heavy, regular painless periods</w:t>
+        <w:t xml:space="preserve">Solution: Droplet precautions and prompt antibiotics are essential in bacterial meningitis; neurologic status (level of consciousness, fontanel, seizures) is monitored closely.</w:t>
       </w:r>
     </w:p>
     <w:p>
-      <w:pPr>
-        <w:spacing w:after="0" w:before="0"/>
-      </w:pPr>
       <w:r>
-        <w:rPr>
-          <w:b w:val="0"/>
-          <w:i w:val="0"/>
-          <w:sz w:val="22"/>
-        </w:rPr>
-        <w:t>(c) Breast milk production</w:t>
+        <w:t xml:space="preserve">Positive Marks: 1</w:t>
       </w:r>
     </w:p>
     <w:p>
-      <w:pPr>
-        <w:spacing w:after="0" w:before="0"/>
-      </w:pPr>
       <w:r>
-        <w:rPr>
-          <w:b w:val="0"/>
-          <w:i w:val="0"/>
-          <w:sz w:val="22"/>
-        </w:rPr>
-        <w:t>(d) Sudden weight loss</w:t>
+        <w:t xml:space="preserve">Negative Marks: 0.25</w:t>
       </w:r>
     </w:p>
     <w:p>
-      <w:pPr>
-        <w:spacing w:after="0" w:before="40"/>
-      </w:pPr>
       <w:r>
-        <w:rPr>
-          <w:b/>
-          <w:i w:val="0"/>
-          <w:sz w:val="22"/>
-        </w:rPr>
-        <w:t>Answer: a</w:t>
+        <w:t xml:space="preserve"/>
       </w:r>
     </w:p>
     <w:p>
-      <w:pPr>
-        <w:spacing w:after="0" w:before="0"/>
-      </w:pPr>
       <w:r>
-        <w:rPr>
-          <w:b w:val="0"/>
-          <w:i w:val="0"/>
-          <w:sz w:val="21"/>
-        </w:rPr>
-        <w:t>Solution: Perimenopause is marked by vasomotor symptoms (hot flashes, night sweats) and menstrual irregularity due to declining estrogen. Regular heavy periods, galactorrhea, and weight loss suggest other disorders.</w:t>
+        <w:t xml:space="preserve">Question: A client at 26 weeks gestation reports contractions and low back pain. The nurse should:</w:t>
       </w:r>
     </w:p>
     <w:p>
-      <w:pPr>
-        <w:spacing w:after="0" w:before="0"/>
-      </w:pPr>
       <w:r>
-        <w:rPr>
-          <w:b w:val="0"/>
-          <w:i w:val="0"/>
-          <w:sz w:val="20"/>
-        </w:rPr>
-        <w:t>Positive Marks: 1</w:t>
+        <w:t xml:space="preserve">(a) Assess for preterm labor and notify the physician</w:t>
       </w:r>
     </w:p>
     <w:p>
-      <w:pPr>
-        <w:spacing w:after="160" w:before="0"/>
-      </w:pPr>
       <w:r>
-        <w:rPr>
-          <w:b w:val="0"/>
-          <w:i w:val="0"/>
-          <w:sz w:val="20"/>
-        </w:rPr>
-        <w:t>Negative Marks: 0.25</w:t>
+        <w:t xml:space="preserve">(b) Tell the client to rest and recheck in a week</w:t>
       </w:r>
     </w:p>
     <w:p>
-      <w:pPr>
-        <w:spacing w:after="40" w:before="120"/>
-      </w:pPr>
       <w:r>
-        <w:rPr>
-          <w:b w:val="0"/>
-          <w:i w:val="0"/>
-          <w:sz w:val="22"/>
-        </w:rPr>
-        <w:t>Question: Which instruction is correct about breast cancer screening with mammography?</w:t>
+        <w:t xml:space="preserve">(c) Encourage vigorous activity</w:t>
       </w:r>
     </w:p>
     <w:p>
-      <w:pPr>
-        <w:spacing w:after="0" w:before="0"/>
-      </w:pPr>
       <w:r>
-        <w:rPr>
-          <w:b w:val="0"/>
-          <w:i w:val="0"/>
-          <w:sz w:val="22"/>
-        </w:rPr>
-        <w:t>(a) Routine screening is recommended beginning around age 40-45, with regular intervals thereafter</w:t>
+        <w:t xml:space="preserve">(d) Give the client an enema</w:t>
       </w:r>
     </w:p>
     <w:p>
-      <w:pPr>
-        <w:spacing w:after="0" w:before="0"/>
-      </w:pPr>
       <w:r>
-        <w:rPr>
-          <w:b w:val="0"/>
-          <w:i w:val="0"/>
-          <w:sz w:val="22"/>
-        </w:rPr>
-        <w:t>(b) Mammograms are needed only after a lump is felt</w:t>
+        <w:t xml:space="preserve">Answer: a</w:t>
       </w:r>
     </w:p>
     <w:p>
-      <w:pPr>
-        <w:spacing w:after="0" w:before="0"/>
-      </w:pPr>
       <w:r>
-        <w:rPr>
-          <w:b w:val="0"/>
-          <w:i w:val="0"/>
-          <w:sz w:val="22"/>
-        </w:rPr>
-        <w:t>(c) Males never need breast evaluation</w:t>
+        <w:t xml:space="preserve">Solution: Contractions with low back pain before 37 weeks may indicate preterm labor — the nurse assesses cervical change, fetal status, and notifies the physician for tocolysis consideration.</w:t>
       </w:r>
     </w:p>
     <w:p>
-      <w:pPr>
-        <w:spacing w:after="0" w:before="0"/>
-      </w:pPr>
       <w:r>
-        <w:rPr>
-          <w:b w:val="0"/>
-          <w:i w:val="0"/>
-          <w:sz w:val="22"/>
-        </w:rPr>
-        <w:t>(d) Screening is done only in the third trimester of pregnancy</w:t>
+        <w:t xml:space="preserve">Positive Marks: 1</w:t>
       </w:r>
     </w:p>
     <w:p>
-      <w:pPr>
-        <w:spacing w:after="0" w:before="40"/>
-      </w:pPr>
       <w:r>
-        <w:rPr>
-          <w:b/>
-          <w:i w:val="0"/>
-          <w:sz w:val="22"/>
-        </w:rPr>
-        <w:t>Answer: a</w:t>
+        <w:t xml:space="preserve">Negative Marks: 0.25</w:t>
       </w:r>
     </w:p>
     <w:p>
-      <w:pPr>
-        <w:spacing w:after="0" w:before="0"/>
-      </w:pPr>
       <w:r>
-        <w:rPr>
-          <w:b w:val="0"/>
-          <w:i w:val="0"/>
-          <w:sz w:val="21"/>
-        </w:rPr>
-        <w:t>Solution: Guidelines recommend routine mammography screening beginning at about age 40-50 (commonly 40-45 in India's screening protocols), performed regularly thereafter. Screening detects cancer before a lump is palpable.</w:t>
+        <w:t xml:space="preserve"/>
       </w:r>
     </w:p>
     <w:p>
-      <w:pPr>
-        <w:spacing w:after="0" w:before="0"/>
-      </w:pPr>
       <w:r>
-        <w:rPr>
-          <w:b w:val="0"/>
-          <w:i w:val="0"/>
-          <w:sz w:val="20"/>
-        </w:rPr>
-        <w:t>Positive Marks: 1</w:t>
+        <w:t xml:space="preserve">Question: A mother asks the nurse about the appropriate time to introduce cow's milk to her infant. The best response is:</w:t>
       </w:r>
     </w:p>
     <w:p>
-      <w:pPr>
-        <w:spacing w:after="160" w:before="0"/>
-      </w:pPr>
       <w:r>
-        <w:rPr>
-          <w:b w:val="0"/>
-          <w:i w:val="0"/>
-          <w:sz w:val="20"/>
-        </w:rPr>
-        <w:t>Negative Marks: 0.25</w:t>
+        <w:t xml:space="preserve">(a) "After 12 months of age."</w:t>
       </w:r>
     </w:p>
     <w:p>
-      <w:pPr>
-        <w:spacing w:after="40" w:before="120"/>
-      </w:pPr>
       <w:r>
-        <w:rPr>
-          <w:b w:val="0"/>
-          <w:i w:val="0"/>
-          <w:sz w:val="22"/>
-        </w:rPr>
-        <w:t>Question: Which characteristic is most typical of autism spectrum disorder in a young child?</w:t>
+        <w:t xml:space="preserve">(b) "At birth."</w:t>
       </w:r>
     </w:p>
     <w:p>
-      <w:pPr>
-        <w:spacing w:after="0" w:before="0"/>
-      </w:pPr>
       <w:r>
-        <w:rPr>
-          <w:b w:val="0"/>
-          <w:i w:val="0"/>
-          <w:sz w:val="22"/>
-        </w:rPr>
-        <w:t>(a) Impaired social interaction and communication with restricted, repetitive behaviors</w:t>
+        <w:t xml:space="preserve">(c) "At 6 months."</w:t>
       </w:r>
     </w:p>
     <w:p>
-      <w:pPr>
-        <w:spacing w:after="0" w:before="0"/>
-      </w:pPr>
       <w:r>
-        <w:rPr>
-          <w:b w:val="0"/>
-          <w:i w:val="0"/>
-          <w:sz w:val="22"/>
-        </w:rPr>
-        <w:t>(b) Excellent pretend play with imaginary friends</w:t>
+        <w:t xml:space="preserve">(d) "At 2 years."</w:t>
       </w:r>
     </w:p>
     <w:p>
-      <w:pPr>
-        <w:spacing w:after="0" w:before="0"/>
-      </w:pPr>
       <w:r>
-        <w:rPr>
-          <w:b w:val="0"/>
-          <w:i w:val="0"/>
-          <w:sz w:val="22"/>
-        </w:rPr>
-        <w:t>(c) Advanced conversational skills</w:t>
+        <w:t xml:space="preserve">Answer: a</w:t>
       </w:r>
     </w:p>
     <w:p>
-      <w:pPr>
-        <w:spacing w:after="0" w:before="0"/>
-      </w:pPr>
       <w:r>
-        <w:rPr>
-          <w:b w:val="0"/>
-          <w:i w:val="0"/>
-          <w:sz w:val="22"/>
-        </w:rPr>
-        <w:t>(d) Normal eye contact with separation anxiety only</w:t>
+        <w:t xml:space="preserve">Solution: Cow's milk is introduced after 12 months because it lacks iron and essential nutrients and stresses the infant's kidneys before that age.</w:t>
       </w:r>
     </w:p>
     <w:p>
-      <w:pPr>
-        <w:spacing w:after="0" w:before="40"/>
-      </w:pPr>
       <w:r>
-        <w:rPr>
-          <w:b/>
-          <w:i w:val="0"/>
-          <w:sz w:val="22"/>
-        </w:rPr>
-        <w:t>Answer: a</w:t>
+        <w:t xml:space="preserve">Positive Marks: 1</w:t>
       </w:r>
     </w:p>
     <w:p>
-      <w:pPr>
-        <w:spacing w:after="0" w:before="0"/>
-      </w:pPr>
       <w:r>
-        <w:rPr>
-          <w:b w:val="0"/>
-          <w:i w:val="0"/>
-          <w:sz w:val="21"/>
-        </w:rPr>
-        <w:t>Solution: ASD features persistent deficits in social interaction/communication (limited eye contact, delayed language, poor peer play) along with restricted, repetitive behaviors and interests. The other options describe typical or different development.</w:t>
+        <w:t xml:space="preserve">Negative Marks: 0.25</w:t>
       </w:r>
     </w:p>
     <w:p>
-      <w:pPr>
-        <w:spacing w:after="0" w:before="0"/>
-      </w:pPr>
       <w:r>
-        <w:rPr>
-          <w:b w:val="0"/>
-          <w:i w:val="0"/>
-          <w:sz w:val="20"/>
-        </w:rPr>
-        <w:t>Positive Marks: 1</w:t>
+        <w:t xml:space="preserve"/>
       </w:r>
     </w:p>
     <w:p>
-      <w:pPr>
-        <w:spacing w:after="160" w:before="0"/>
-      </w:pPr>
       <w:r>
-        <w:rPr>
-          <w:b w:val="0"/>
-          <w:i w:val="0"/>
-          <w:sz w:val="20"/>
-        </w:rPr>
-        <w:t>Negative Marks: 0.25</w:t>
+        <w:t xml:space="preserve">Question: A newborn with jaundice is receiving phototherapy. Which nursing action is correct?</w:t>
       </w:r>
     </w:p>
     <w:p>
-      <w:pPr>
-        <w:spacing w:after="40" w:before="120"/>
-      </w:pPr>
       <w:r>
-        <w:rPr>
-          <w:b w:val="0"/>
-          <w:i w:val="0"/>
-          <w:sz w:val="22"/>
-        </w:rPr>
-        <w:t>Question: According to Kübler-Ross, a client with a terminal illness says, 'If I can just live until my daughter's wedding, I will accept anything.' This is an example of which stage of grief?</w:t>
+        <w:t xml:space="preserve">(a) Reposition the infant frequently and monitor temperature</w:t>
       </w:r>
     </w:p>
     <w:p>
-      <w:pPr>
-        <w:spacing w:after="0" w:before="0"/>
-      </w:pPr>
       <w:r>
-        <w:rPr>
-          <w:b w:val="0"/>
-          <w:i w:val="0"/>
-          <w:sz w:val="22"/>
-        </w:rPr>
-        <w:t>(a) Bargaining</w:t>
+        <w:t xml:space="preserve">(b) Apply lotion to the skin</w:t>
       </w:r>
     </w:p>
     <w:p>
-      <w:pPr>
-        <w:spacing w:after="0" w:before="0"/>
-      </w:pPr>
       <w:r>
-        <w:rPr>
-          <w:b w:val="0"/>
-          <w:i w:val="0"/>
-          <w:sz w:val="22"/>
-        </w:rPr>
-        <w:t>(b) Denial</w:t>
+        <w:t xml:space="preserve">(c) Dress the infant warmly</w:t>
       </w:r>
     </w:p>
     <w:p>
-      <w:pPr>
-        <w:spacing w:after="0" w:before="0"/>
-      </w:pPr>
       <w:r>
-        <w:rPr>
-          <w:b w:val="0"/>
-          <w:i w:val="0"/>
-          <w:sz w:val="22"/>
-        </w:rPr>
-        <w:t>(c) Depression</w:t>
+        <w:t xml:space="preserve">(d) Discontinue breastfeeding</w:t>
       </w:r>
     </w:p>
     <w:p>
-      <w:pPr>
-        <w:spacing w:after="0" w:before="0"/>
-      </w:pPr>
       <w:r>
-        <w:rPr>
-          <w:b w:val="0"/>
-          <w:i w:val="0"/>
-          <w:sz w:val="22"/>
-        </w:rPr>
-        <w:t>(d) Acceptance</w:t>
+        <w:t xml:space="preserve">Answer: a</w:t>
       </w:r>
     </w:p>
     <w:p>
-      <w:pPr>
-        <w:spacing w:after="0" w:before="40"/>
-      </w:pPr>
       <w:r>
-        <w:rPr>
-          <w:b/>
-          <w:i w:val="0"/>
-          <w:sz w:val="22"/>
-        </w:rPr>
-        <w:t>Answer: a</w:t>
+        <w:t xml:space="preserve">Solution: During phototherapy the infant is repositioned frequently for maximal skin exposure, temperature is monitored (overheating risk), and eye shields are used. Breastfeeding continues.</w:t>
       </w:r>
     </w:p>
     <w:p>
-      <w:pPr>
-        <w:spacing w:after="0" w:before="0"/>
-      </w:pPr>
       <w:r>
-        <w:rPr>
-          <w:b w:val="0"/>
-          <w:i w:val="0"/>
-          <w:sz w:val="21"/>
-        </w:rPr>
-        <w:t>Solution: Bargaining involves negotiating for more time or a different outcome ('if only... I will...'). Denial refuses the diagnosis, depression reflects sadness, and acceptance is peaceful readiness.</w:t>
+        <w:t xml:space="preserve">Positive Marks: 1</w:t>
       </w:r>
     </w:p>
     <w:p>
-      <w:pPr>
-        <w:spacing w:after="0" w:before="0"/>
-      </w:pPr>
       <w:r>
-        <w:rPr>
-          <w:b w:val="0"/>
-          <w:i w:val="0"/>
-          <w:sz w:val="20"/>
-        </w:rPr>
-        <w:t>Positive Marks: 1</w:t>
+        <w:t xml:space="preserve">Negative Marks: 0.25</w:t>
       </w:r>
     </w:p>
     <w:p>
-      <w:pPr>
-        <w:spacing w:after="160" w:before="0"/>
-      </w:pPr>
       <w:r>
-        <w:rPr>
-          <w:b w:val="0"/>
-          <w:i w:val="0"/>
-          <w:sz w:val="20"/>
-        </w:rPr>
-        <w:t>Negative Marks: 0.25</w:t>
+        <w:t xml:space="preserve"/>
       </w:r>
     </w:p>
     <w:p>
-      <w:pPr>
-        <w:spacing w:after="40" w:before="120"/>
-      </w:pPr>
       <w:r>
-        <w:rPr>
-          <w:b w:val="0"/>
-          <w:i w:val="0"/>
-          <w:sz w:val="22"/>
-        </w:rPr>
-        <w:t>Question: Which instruction is correct regarding fluoride for a young child at risk of dental caries?</w:t>
+        <w:t xml:space="preserve">Question: The nurse is providing discharge teaching to the parents of a child with a new diagnosis of epilepsy. Which instruction is most important?</w:t>
       </w:r>
     </w:p>
     <w:p>
-      <w:pPr>
-        <w:spacing w:after="0" w:before="0"/>
-      </w:pPr>
       <w:r>
-        <w:rPr>
-          <w:b w:val="0"/>
-          <w:i w:val="0"/>
-          <w:sz w:val="22"/>
-        </w:rPr>
-        <w:t>(a) Use a pea-sized amount of fluoridated toothpaste and supervise brushing</w:t>
+        <w:t xml:space="preserve">(a) Administer antiepileptic medication regularly and never stop abruptly</w:t>
       </w:r>
     </w:p>
     <w:p>
-      <w:pPr>
-        <w:spacing w:after="0" w:before="0"/>
-      </w:pPr>
       <w:r>
-        <w:rPr>
-          <w:b w:val="0"/>
-          <w:i w:val="0"/>
-          <w:sz w:val="22"/>
-        </w:rPr>
-        <w:t>(b) Use a full brush-load of toothpaste</w:t>
+        <w:t xml:space="preserve">(b) Stop medication once seizures stop</w:t>
       </w:r>
     </w:p>
     <w:p>
-      <w:pPr>
-        <w:spacing w:after="0" w:before="0"/>
-      </w:pPr>
       <w:r>
-        <w:rPr>
-          <w:b w:val="0"/>
-          <w:i w:val="0"/>
-          <w:sz w:val="22"/>
-        </w:rPr>
-        <w:t>(c) Give fluoride supplements without checking water fluoride levels</w:t>
+        <w:t xml:space="preserve">(c) Give medication only during a seizure</w:t>
       </w:r>
     </w:p>
     <w:p>
-      <w:pPr>
-        <w:spacing w:after="0" w:before="0"/>
-      </w:pPr>
       <w:r>
-        <w:rPr>
-          <w:b w:val="0"/>
-          <w:i w:val="0"/>
-          <w:sz w:val="22"/>
-        </w:rPr>
-        <w:t>(d) Avoid all fluoride until permanent teeth erupt</w:t>
+        <w:t xml:space="preserve">(d) Double the dose after a seizure</w:t>
       </w:r>
     </w:p>
     <w:p>
-      <w:pPr>
-        <w:spacing w:after="0" w:before="40"/>
-      </w:pPr>
       <w:r>
-        <w:rPr>
-          <w:b/>
-          <w:i w:val="0"/>
-          <w:sz w:val="22"/>
-        </w:rPr>
-        <w:t>Answer: a</w:t>
+        <w:t xml:space="preserve">Answer: a</w:t>
       </w:r>
     </w:p>
     <w:p>
-      <w:pPr>
-        <w:spacing w:after="0" w:before="0"/>
-      </w:pPr>
       <w:r>
-        <w:rPr>
-          <w:b w:val="0"/>
-          <w:i w:val="0"/>
-          <w:sz w:val="21"/>
-        </w:rPr>
-        <w:t>Solution: A pea-sized amount of fluoridated toothpaste with supervised brushing and spitting prevents caries without fluorosis risk. Excess toothpaste is swallowed by young children and can stain teeth.</w:t>
+        <w:t xml:space="preserve">Solution: Antiepileptic drugs are given consistently and never stopped abruptly (seizure rebound). The child's seizure first-aid and follow-up are reviewed.</w:t>
       </w:r>
     </w:p>
     <w:p>
-      <w:pPr>
-        <w:spacing w:after="0" w:before="0"/>
-      </w:pPr>
       <w:r>
-        <w:rPr>
-          <w:b w:val="0"/>
-          <w:i w:val="0"/>
-          <w:sz w:val="20"/>
-        </w:rPr>
-        <w:t>Positive Marks: 1</w:t>
+        <w:t xml:space="preserve">Positive Marks: 1</w:t>
       </w:r>
     </w:p>
     <w:p>
-      <w:pPr>
-        <w:spacing w:after="160" w:before="0"/>
-      </w:pPr>
       <w:r>
-        <w:rPr>
-          <w:b w:val="0"/>
-          <w:i w:val="0"/>
-          <w:sz w:val="20"/>
-        </w:rPr>
-        <w:t>Negative Marks: 0.25</w:t>
+        <w:t xml:space="preserve">Negative Marks: 0.25</w:t>
       </w:r>
     </w:p>
     <w:p>
-      <w:pPr>
-        <w:spacing w:after="40" w:before="120"/>
-      </w:pPr>
       <w:r>
-        <w:rPr>
-          <w:b w:val="0"/>
-          <w:i w:val="0"/>
-          <w:sz w:val="22"/>
-        </w:rPr>
-        <w:t>Question: Which fear is most characteristic of a hospitalized preschooler (3-5 years)?</w:t>
+        <w:t xml:space="preserve">Question: A client with a diagnosis of schizophrenia is having auditory hallucinations. Which nursing intervention is most therapeutic?</w:t>
       </w:r>
     </w:p>
     <w:p>
-      <w:pPr>
-        <w:spacing w:after="0" w:before="0"/>
-      </w:pPr>
       <w:r>
-        <w:rPr>
-          <w:b w:val="0"/>
-          <w:i w:val="0"/>
-          <w:sz w:val="22"/>
-        </w:rPr>
-        <w:t>(a) Fear of body mutilation and intrusive procedures</w:t>
+        <w:t xml:space="preserve">(a) Ask the client what the voices are saying and assess for command hallucinations</w:t>
       </w:r>
     </w:p>
     <w:p>
-      <w:pPr>
-        <w:spacing w:after="0" w:before="0"/>
-      </w:pPr>
       <w:r>
-        <w:rPr>
-          <w:b w:val="0"/>
-          <w:i w:val="0"/>
-          <w:sz w:val="22"/>
-        </w:rPr>
-        <w:t>(b) Fear of separation from mother only</w:t>
+        <w:t xml:space="preserve">(b) Argue that the voices are not real</w:t>
       </w:r>
     </w:p>
     <w:p>
-      <w:pPr>
-        <w:spacing w:after="0" w:before="0"/>
-      </w:pPr>
       <w:r>
-        <w:rPr>
-          <w:b w:val="0"/>
-          <w:i w:val="0"/>
-          <w:sz w:val="22"/>
-        </w:rPr>
-        <w:t>(c) Fear of losing control of bodily functions</w:t>
+        <w:t xml:space="preserve">(c) Ignore the client completely</w:t>
       </w:r>
     </w:p>
     <w:p>
-      <w:pPr>
-        <w:spacing w:after="0" w:before="0"/>
-      </w:pPr>
       <w:r>
-        <w:rPr>
-          <w:b w:val="0"/>
-          <w:i w:val="0"/>
-          <w:sz w:val="22"/>
-        </w:rPr>
-        <w:t>(d) Fear of academic failure</w:t>
+        <w:t xml:space="preserve">(d) Encourage the client to act on the voices</w:t>
       </w:r>
     </w:p>
     <w:p>
-      <w:pPr>
-        <w:spacing w:after="0" w:before="40"/>
-      </w:pPr>
       <w:r>
-        <w:rPr>
-          <w:b/>
-          <w:i w:val="0"/>
-          <w:sz w:val="22"/>
-        </w:rPr>
-        <w:t>Answer: a</w:t>
+        <w:t xml:space="preserve">Answer: a</w:t>
       </w:r>
     </w:p>
     <w:p>
-      <w:pPr>
-        <w:spacing w:after="0" w:before="0"/>
-      </w:pPr>
       <w:r>
-        <w:rPr>
-          <w:b w:val="0"/>
-          <w:i w:val="0"/>
-          <w:sz w:val="21"/>
-        </w:rPr>
-        <w:t>Solution: Preschoolers fear body mutilation and intrusive procedures because of magical thinking and limited understanding of body integrity; they need honest, simple explanations and play preparation. Separation fear is more typical of toddlers.</w:t>
+        <w:t xml:space="preserve">Solution: The nurse assesses the content of hallucinations, especially commands that could be dangerous, and responds in a calm, reality-based manner without arguing.</w:t>
       </w:r>
     </w:p>
     <w:p>
-      <w:pPr>
-        <w:spacing w:after="0" w:before="0"/>
-      </w:pPr>
       <w:r>
-        <w:rPr>
-          <w:b w:val="0"/>
-          <w:i w:val="0"/>
-          <w:sz w:val="20"/>
-        </w:rPr>
-        <w:t>Positive Marks: 1</w:t>
+        <w:t xml:space="preserve">Positive Marks: 1</w:t>
       </w:r>
     </w:p>
     <w:p>
-      <w:pPr>
-        <w:spacing w:after="160" w:before="0"/>
-      </w:pPr>
       <w:r>
-        <w:rPr>
-          <w:b w:val="0"/>
-          <w:i w:val="0"/>
-          <w:sz w:val="20"/>
-        </w:rPr>
-        <w:t>Negative Marks: 0.25</w:t>
+        <w:t xml:space="preserve">Negative Marks: 0.25</w:t>
       </w:r>
     </w:p>
     <w:p>
-      <w:pPr>
-        <w:spacing w:after="40" w:before="120"/>
-      </w:pPr>
       <w:r>
-        <w:rPr>
-          <w:b w:val="0"/>
-          <w:i w:val="0"/>
-          <w:sz w:val="22"/>
-        </w:rPr>
-        <w:t>Question: Which is a basic function of the family that affects community health?</w:t>
+        <w:t xml:space="preserve"/>
       </w:r>
     </w:p>
     <w:p>
-      <w:pPr>
-        <w:spacing w:after="0" w:before="0"/>
-      </w:pPr>
       <w:r>
-        <w:rPr>
-          <w:b w:val="0"/>
-          <w:i w:val="0"/>
-          <w:sz w:val="22"/>
-        </w:rPr>
-        <w:t>(a) Providing physical care, socialization, and emotional support to its members</w:t>
+        <w:t xml:space="preserve">Question: A client with a diagnosis of post-traumatic stress disorder is having nightmares and flashbacks. Which nursing intervention is most helpful?</w:t>
       </w:r>
     </w:p>
     <w:p>
-      <w:pPr>
-        <w:spacing w:after="0" w:before="0"/>
-      </w:pPr>
       <w:r>
-        <w:rPr>
-          <w:b w:val="0"/>
-          <w:i w:val="0"/>
-          <w:sz w:val="22"/>
-        </w:rPr>
-        <w:t>(b) Collecting taxes from members</w:t>
+        <w:t xml:space="preserve">(a) Provide a safe environment and teach grounding techniques</w:t>
       </w:r>
     </w:p>
     <w:p>
-      <w:pPr>
-        <w:spacing w:after="0" w:before="0"/>
-      </w:pPr>
       <w:r>
-        <w:rPr>
-          <w:b w:val="0"/>
-          <w:i w:val="0"/>
-          <w:sz w:val="22"/>
-        </w:rPr>
-        <w:t>(c) Conducting immunization campaigns</w:t>
+        <w:t xml:space="preserve">(b) Encourage the client to relive the trauma alone</w:t>
       </w:r>
     </w:p>
     <w:p>
-      <w:pPr>
-        <w:spacing w:after="0" w:before="0"/>
-      </w:pPr>
       <w:r>
-        <w:rPr>
-          <w:b w:val="0"/>
-          <w:i w:val="0"/>
-          <w:sz w:val="22"/>
-        </w:rPr>
-        <w:t>(d) Licensing healthcare workers</w:t>
+        <w:t xml:space="preserve">(c) Tell the client to ignore the memories</w:t>
       </w:r>
     </w:p>
     <w:p>
-      <w:pPr>
-        <w:spacing w:after="0" w:before="40"/>
-      </w:pPr>
       <w:r>
-        <w:rPr>
-          <w:b/>
-          <w:i w:val="0"/>
-          <w:sz w:val="22"/>
-        </w:rPr>
-        <w:t>Answer: a</w:t>
+        <w:t xml:space="preserve">(d) Isolate the client</w:t>
       </w:r>
     </w:p>
     <w:p>
-      <w:pPr>
-        <w:spacing w:after="0" w:before="0"/>
-      </w:pPr>
       <w:r>
-        <w:rPr>
-          <w:b w:val="0"/>
-          <w:i w:val="0"/>
-          <w:sz w:val="21"/>
-        </w:rPr>
-        <w:t>Solution: The family performs essential functions—physical care, socialization of children, emotional support, and health care of members—which directly shape community health. The other options are government/organizational functions.</w:t>
+        <w:t xml:space="preserve">Answer: a</w:t>
       </w:r>
     </w:p>
     <w:p>
-      <w:pPr>
-        <w:spacing w:after="0" w:before="0"/>
-      </w:pPr>
       <w:r>
-        <w:rPr>
-          <w:b w:val="0"/>
-          <w:i w:val="0"/>
-          <w:sz w:val="20"/>
-        </w:rPr>
-        <w:t>Positive Marks: 1</w:t>
+        <w:t xml:space="preserve">Solution: A safe, predictable environment and grounding techniques (orienting to the present) help manage flashbacks. The client is supported in processing trauma at their pace with therapy.</w:t>
       </w:r>
     </w:p>
     <w:p>
-      <w:pPr>
-        <w:spacing w:after="160" w:before="0"/>
-      </w:pPr>
       <w:r>
-        <w:rPr>
-          <w:b w:val="0"/>
-          <w:i w:val="0"/>
-          <w:sz w:val="20"/>
-        </w:rPr>
-        <w:t>Negative Marks: 0.25</w:t>
+        <w:t xml:space="preserve">Positive Marks: 1</w:t>
       </w:r>
     </w:p>
     <w:p>
-      <w:pPr>
-        <w:spacing w:after="40" w:before="120"/>
-      </w:pPr>
       <w:r>
-        <w:rPr>
-          <w:b w:val="0"/>
-          <w:i w:val="0"/>
-          <w:sz w:val="22"/>
-        </w:rPr>
-        <w:t>Question: Which service is an example of community-based mental health care?</w:t>
+        <w:t xml:space="preserve">Negative Marks: 0.25</w:t>
       </w:r>
     </w:p>
     <w:p>
-      <w:pPr>
-        <w:spacing w:after="0" w:before="0"/>
-      </w:pPr>
       <w:r>
-        <w:rPr>
-          <w:b w:val="0"/>
-          <w:i w:val="0"/>
-          <w:sz w:val="22"/>
-        </w:rPr>
-        <w:t>(a) Day-care centers and outpatient clinics for clients with mental illness</w:t>
+        <w:t xml:space="preserve"/>
       </w:r>
     </w:p>
     <w:p>
-      <w:pPr>
-        <w:spacing w:after="0" w:before="0"/>
-      </w:pPr>
       <w:r>
-        <w:rPr>
-          <w:b w:val="0"/>
-          <w:i w:val="0"/>
-          <w:sz w:val="22"/>
-        </w:rPr>
-        <w:t>(b) Isolation of clients in long-term custodial wards</w:t>
+        <w:t xml:space="preserve">Question: A nurse is caring for a client with a diagnosis of anorexia nervosa. Which nursing priority is most important?</w:t>
       </w:r>
     </w:p>
     <w:p>
-      <w:pPr>
-        <w:spacing w:after="0" w:before="0"/>
-      </w:pPr>
       <w:r>
-        <w:rPr>
-          <w:b w:val="0"/>
-          <w:i w:val="0"/>
-          <w:sz w:val="22"/>
-        </w:rPr>
-        <w:t>(c) Shackling clients during acute episodes</w:t>
+        <w:t xml:space="preserve">(a) Monitor weight, vital signs, and electrolyte balance</w:t>
       </w:r>
     </w:p>
     <w:p>
-      <w:pPr>
-        <w:spacing w:after="0" w:before="0"/>
-      </w:pPr>
       <w:r>
-        <w:rPr>
-          <w:b w:val="0"/>
-          <w:i w:val="0"/>
-          <w:sz w:val="22"/>
-        </w:rPr>
-        <w:t>(d) Exclusive treatment in general hospitals only</w:t>
+        <w:t xml:space="preserve">(b) Allow the client to exercise freely</w:t>
       </w:r>
     </w:p>
     <w:p>
-      <w:pPr>
-        <w:spacing w:after="0" w:before="40"/>
-      </w:pPr>
       <w:r>
-        <w:rPr>
-          <w:b/>
-          <w:i w:val="0"/>
-          <w:sz w:val="22"/>
-        </w:rPr>
-        <w:t>Answer: a</w:t>
+        <w:t xml:space="preserve">(c) Encourage the client to skip meals</w:t>
       </w:r>
     </w:p>
     <w:p>
-      <w:pPr>
-        <w:spacing w:after="0" w:before="0"/>
-      </w:pPr>
       <w:r>
-        <w:rPr>
-          <w:b w:val="0"/>
-          <w:i w:val="0"/>
-          <w:sz w:val="21"/>
-        </w:rPr>
-        <w:t>Solution: Community mental health emphasizes deinstitutionalization—day-care centers, OPDs, halfway homes, and home care that keep clients integrated in the community. Custodial isolation and shackling are outdated and harmful.</w:t>
+        <w:t xml:space="preserve">(d) Restrict fluids</w:t>
       </w:r>
     </w:p>
     <w:p>
-      <w:pPr>
-        <w:spacing w:after="0" w:before="0"/>
-      </w:pPr>
       <w:r>
-        <w:rPr>
-          <w:b w:val="0"/>
-          <w:i w:val="0"/>
-          <w:sz w:val="20"/>
-        </w:rPr>
-        <w:t>Positive Marks: 1</w:t>
+        <w:t xml:space="preserve">Answer: a</w:t>
       </w:r>
     </w:p>
     <w:p>
-      <w:pPr>
-        <w:spacing w:after="160" w:before="0"/>
-      </w:pPr>
       <w:r>
-        <w:rPr>
-          <w:b w:val="0"/>
-          <w:i w:val="0"/>
-          <w:sz w:val="20"/>
-        </w:rPr>
-        <w:t>Negative Marks: 0.25</w:t>
+        <w:t xml:space="preserve">Solution: Anorexia can cause life-threatening electrolyte imbalances, bradycardia, and arrhythmias. Weight, vital signs, and labs are monitored, and refeeding is supervised.</w:t>
       </w:r>
     </w:p>
     <w:p>
-      <w:pPr>
-        <w:spacing w:after="40" w:before="120"/>
-      </w:pPr>
       <w:r>
-        <w:rPr>
-          <w:b w:val="0"/>
-          <w:i w:val="0"/>
-          <w:sz w:val="22"/>
-        </w:rPr>
-        <w:t>Question: The Reproductive and Child Health (RCH) program in India primarily aims to:</w:t>
+        <w:t xml:space="preserve">Positive Marks: 1</w:t>
       </w:r>
     </w:p>
     <w:p>
-      <w:pPr>
-        <w:spacing w:after="0" w:before="0"/>
-      </w:pPr>
       <w:r>
-        <w:rPr>
-          <w:b w:val="0"/>
-          <w:i w:val="0"/>
-          <w:sz w:val="22"/>
-        </w:rPr>
-        <w:t>(a) Reduce maternal, infant, and child mortality by improving reproductive and child health services</w:t>
+        <w:t xml:space="preserve">Negative Marks: 0.25</w:t>
       </w:r>
     </w:p>
     <w:p>
-      <w:pPr>
-        <w:spacing w:after="0" w:before="0"/>
-      </w:pPr>
       <w:r>
-        <w:rPr>
-          <w:b w:val="0"/>
-          <w:i w:val="0"/>
-          <w:sz w:val="22"/>
-        </w:rPr>
-        <w:t>(b) Provide only surgical family planning</w:t>
+        <w:t xml:space="preserve"/>
       </w:r>
     </w:p>
     <w:p>
-      <w:pPr>
-        <w:spacing w:after="0" w:before="0"/>
-      </w:pPr>
       <w:r>
-        <w:rPr>
-          <w:b w:val="0"/>
-          <w:i w:val="0"/>
-          <w:sz w:val="22"/>
-        </w:rPr>
-        <w:t>(c) Distribute free mobile phones to pregnant women</w:t>
+        <w:t xml:space="preserve">Question: A community health nurse is conducting an immunization drive. This activity is an example of:</w:t>
       </w:r>
     </w:p>
     <w:p>
-      <w:pPr>
-        <w:spacing w:after="0" w:before="0"/>
-      </w:pPr>
       <w:r>
-        <w:rPr>
-          <w:b w:val="0"/>
-          <w:i w:val="0"/>
-          <w:sz w:val="22"/>
-        </w:rPr>
-        <w:t>(d) Replace all immunization services with private clinics</w:t>
+        <w:t xml:space="preserve">(a) Primary prevention</w:t>
       </w:r>
     </w:p>
     <w:p>
-      <w:pPr>
-        <w:spacing w:after="0" w:before="40"/>
-      </w:pPr>
       <w:r>
-        <w:rPr>
-          <w:b/>
-          <w:i w:val="0"/>
-          <w:sz w:val="22"/>
-        </w:rPr>
-        <w:t>Answer: a</w:t>
+        <w:t xml:space="preserve">(b) Secondary prevention</w:t>
       </w:r>
     </w:p>
     <w:p>
-      <w:pPr>
-        <w:spacing w:after="0" w:before="0"/>
-      </w:pPr>
       <w:r>
-        <w:rPr>
-          <w:b w:val="0"/>
-          <w:i w:val="0"/>
-          <w:sz w:val="21"/>
-        </w:rPr>
-        <w:t>Solution: The RCH program integrates maternal health, family planning, child survival (immunization, nutrition), and adolescent health to reduce maternal and child mortality. It does not replace immunization or offer only surgery.</w:t>
+        <w:t xml:space="preserve">(c) Tertiary prevention</w:t>
       </w:r>
     </w:p>
     <w:p>
-      <w:pPr>
-        <w:spacing w:after="0" w:before="0"/>
-      </w:pPr>
       <w:r>
-        <w:rPr>
-          <w:b w:val="0"/>
-          <w:i w:val="0"/>
-          <w:sz w:val="20"/>
-        </w:rPr>
-        <w:t>Positive Marks: 1</w:t>
+        <w:t xml:space="preserve">(d) Rehabilitation</w:t>
       </w:r>
     </w:p>
     <w:p>
-      <w:pPr>
-        <w:spacing w:after="160" w:before="0"/>
-      </w:pPr>
       <w:r>
-        <w:rPr>
-          <w:b w:val="0"/>
-          <w:i w:val="0"/>
-          <w:sz w:val="20"/>
-        </w:rPr>
-        <w:t>Negative Marks: 0.25</w:t>
+        <w:t xml:space="preserve">Answer: a</w:t>
       </w:r>
     </w:p>
     <w:p>
-      <w:pPr>
-        <w:spacing w:after="40" w:before="120"/>
-      </w:pPr>
       <w:r>
-        <w:rPr>
-          <w:b w:val="0"/>
-          <w:i w:val="0"/>
-          <w:sz w:val="22"/>
-        </w:rPr>
-        <w:t>Question: Which level of healthcare facility provides the most basic, first-contact care in the Indian public health system?</w:t>
+        <w:t xml:space="preserve">Solution: Immunization prevents disease before it occurs — primary prevention. Screening (secondary) and rehabilitation (tertiary) come later in the disease process.</w:t>
       </w:r>
     </w:p>
     <w:p>
-      <w:pPr>
-        <w:spacing w:after="0" w:before="0"/>
-      </w:pPr>
       <w:r>
-        <w:rPr>
-          <w:b w:val="0"/>
-          <w:i w:val="0"/>
-          <w:sz w:val="22"/>
-        </w:rPr>
-        <w:t>(a) Subcentre and primary health centre (PHC)</w:t>
+        <w:t xml:space="preserve">Positive Marks: 1</w:t>
       </w:r>
     </w:p>
     <w:p>
-      <w:pPr>
-        <w:spacing w:after="0" w:before="0"/>
-      </w:pPr>
       <w:r>
-        <w:rPr>
-          <w:b w:val="0"/>
-          <w:i w:val="0"/>
-          <w:sz w:val="22"/>
-        </w:rPr>
-        <w:t>(b) District hospital</w:t>
+        <w:t xml:space="preserve">Negative Marks: 0.25</w:t>
       </w:r>
     </w:p>
     <w:p>
-      <w:pPr>
-        <w:spacing w:after="0" w:before="0"/>
-      </w:pPr>
       <w:r>
-        <w:rPr>
-          <w:b w:val="0"/>
-          <w:i w:val="0"/>
-          <w:sz w:val="22"/>
-        </w:rPr>
-        <w:t>(c) Medical college hospital</w:t>
+        <w:t xml:space="preserve"/>
       </w:r>
     </w:p>
     <w:p>
-      <w:pPr>
-        <w:spacing w:after="0" w:before="0"/>
-      </w:pPr>
       <w:r>
-        <w:rPr>
-          <w:b w:val="0"/>
-          <w:i w:val="0"/>
-          <w:sz w:val="22"/>
-        </w:rPr>
-        <w:t>(d) Tertiary referral centre</w:t>
+        <w:t xml:space="preserve">Question: A nurse is calculating the neonatal mortality rate. The formula uses:</w:t>
       </w:r>
     </w:p>
     <w:p>
-      <w:pPr>
-        <w:spacing w:after="0" w:before="40"/>
-      </w:pPr>
       <w:r>
-        <w:rPr>
-          <w:b/>
-          <w:i w:val="0"/>
-          <w:sz w:val="22"/>
-        </w:rPr>
-        <w:t>Answer: a</w:t>
+        <w:t xml:space="preserve">(a) Deaths of infants under 28 days per 1000 live births</w:t>
       </w:r>
     </w:p>
     <w:p>
-      <w:pPr>
-        <w:spacing w:after="0" w:before="0"/>
-      </w:pPr>
       <w:r>
-        <w:rPr>
-          <w:b w:val="0"/>
-          <w:i w:val="0"/>
-          <w:sz w:val="21"/>
-        </w:rPr>
-        <w:t>Solution: The subcentre and PHC are the first level (primary) of contact between the community and the health system, providing basic preventive, promotive, and curative care; CHC/district and medical college hospitals provide secondary and tertiary care.</w:t>
+        <w:t xml:space="preserve">(b) Deaths under 1 year per 1000 live births</w:t>
       </w:r>
     </w:p>
     <w:p>
-      <w:pPr>
-        <w:spacing w:after="0" w:before="0"/>
-      </w:pPr>
       <w:r>
-        <w:rPr>
-          <w:b w:val="0"/>
-          <w:i w:val="0"/>
-          <w:sz w:val="20"/>
-        </w:rPr>
-        <w:t>Positive Marks: 1</w:t>
+        <w:t xml:space="preserve">(c) Maternal deaths per 100,000 live births</w:t>
       </w:r>
     </w:p>
     <w:p>
-      <w:pPr>
-        <w:spacing w:after="160" w:before="0"/>
-      </w:pPr>
       <w:r>
-        <w:rPr>
-          <w:b w:val="0"/>
-          <w:i w:val="0"/>
-          <w:sz w:val="20"/>
-        </w:rPr>
-        <w:t>Negative Marks: 0.25</w:t>
+        <w:t xml:space="preserve">(d) Stillbirths per 1000 births</w:t>
       </w:r>
     </w:p>
     <w:p>
-      <w:pPr>
-        <w:spacing w:after="40" w:before="120"/>
-      </w:pPr>
       <w:r>
-        <w:rPr>
-          <w:b w:val="0"/>
-          <w:i w:val="0"/>
-          <w:sz w:val="22"/>
-        </w:rPr>
-        <w:t>Question: The capacity of short-term (working) memory in an average adult is approximately:</w:t>
+        <w:t xml:space="preserve">Answer: a</w:t>
       </w:r>
     </w:p>
     <w:p>
-      <w:pPr>
-        <w:spacing w:after="0" w:before="0"/>
-      </w:pPr>
       <w:r>
-        <w:rPr>
-          <w:b w:val="0"/>
-          <w:i w:val="0"/>
-          <w:sz w:val="22"/>
-        </w:rPr>
-        <w:t>(a) 7 ± 2 items</w:t>
+        <w:t xml:space="preserve">Solution: The neonatal mortality rate is deaths of infants under 28 days per 1000 live births. Under 1 year is the infant mortality rate.</w:t>
       </w:r>
     </w:p>
     <w:p>
-      <w:pPr>
-        <w:spacing w:after="0" w:before="0"/>
-      </w:pPr>
       <w:r>
-        <w:rPr>
-          <w:b w:val="0"/>
-          <w:i w:val="0"/>
-          <w:sz w:val="22"/>
-        </w:rPr>
-        <w:t>(b) 2 items</w:t>
+        <w:t xml:space="preserve">Positive Marks: 1</w:t>
       </w:r>
     </w:p>
     <w:p>
-      <w:pPr>
-        <w:spacing w:after="0" w:before="0"/>
-      </w:pPr>
       <w:r>
-        <w:rPr>
-          <w:b w:val="0"/>
-          <w:i w:val="0"/>
-          <w:sz w:val="22"/>
-        </w:rPr>
-        <w:t>(c) 50 items</w:t>
+        <w:t xml:space="preserve">Negative Marks: 0.25</w:t>
       </w:r>
     </w:p>
     <w:p>
-      <w:pPr>
-        <w:spacing w:after="0" w:before="0"/>
-      </w:pPr>
       <w:r>
-        <w:rPr>
-          <w:b w:val="0"/>
-          <w:i w:val="0"/>
-          <w:sz w:val="22"/>
-        </w:rPr>
-        <w:t>(d) 1,000 items</w:t>
+        <w:t xml:space="preserve"/>
       </w:r>
     </w:p>
     <w:p>
-      <w:pPr>
-        <w:spacing w:after="0" w:before="40"/>
-      </w:pPr>
       <w:r>
-        <w:rPr>
-          <w:b/>
-          <w:i w:val="0"/>
-          <w:sz w:val="22"/>
-        </w:rPr>
-        <w:t>Answer: a</w:t>
+        <w:t xml:space="preserve">Question: A client is prescribed 0.25 mg of a medication. The available tablet is 0.5 mg. The nurse should administer:</w:t>
       </w:r>
     </w:p>
     <w:p>
-      <w:pPr>
-        <w:spacing w:after="0" w:before="0"/>
-      </w:pPr>
       <w:r>
-        <w:rPr>
-          <w:b w:val="0"/>
-          <w:i w:val="0"/>
-          <w:sz w:val="21"/>
-        </w:rPr>
-        <w:t>Solution: George Miller's classic finding: short-term memory holds about 7 ± 2 chunks of information at a time. Chunking increases the amount of meaningful information retained.</w:t>
+        <w:t xml:space="preserve">(a) Half a tablet</w:t>
       </w:r>
     </w:p>
     <w:p>
-      <w:pPr>
-        <w:spacing w:after="0" w:before="0"/>
-      </w:pPr>
       <w:r>
-        <w:rPr>
-          <w:b w:val="0"/>
-          <w:i w:val="0"/>
-          <w:sz w:val="20"/>
-        </w:rPr>
-        <w:t>Positive Marks: 1</w:t>
+        <w:t xml:space="preserve">(b) One tablet</w:t>
       </w:r>
     </w:p>
     <w:p>
-      <w:pPr>
-        <w:spacing w:after="160" w:before="0"/>
-      </w:pPr>
       <w:r>
-        <w:rPr>
-          <w:b w:val="0"/>
-          <w:i w:val="0"/>
-          <w:sz w:val="20"/>
-        </w:rPr>
-        <w:t>Negative Marks: 0.25</w:t>
+        <w:t xml:space="preserve">(c) Two tablets</w:t>
       </w:r>
     </w:p>
     <w:p>
-      <w:pPr>
-        <w:spacing w:after="40" w:before="120"/>
-      </w:pPr>
       <w:r>
-        <w:rPr>
-          <w:b w:val="0"/>
-          <w:i w:val="0"/>
-          <w:sz w:val="22"/>
-        </w:rPr>
-        <w:t>Question: Which is the largest artery of the human body?</w:t>
+        <w:t xml:space="preserve">(d) One and a half tablets</w:t>
       </w:r>
     </w:p>
     <w:p>
-      <w:pPr>
-        <w:spacing w:after="0" w:before="0"/>
-      </w:pPr>
       <w:r>
-        <w:rPr>
-          <w:b w:val="0"/>
-          <w:i w:val="0"/>
-          <w:sz w:val="22"/>
-        </w:rPr>
-        <w:t>(a) Aorta</w:t>
+        <w:t xml:space="preserve">Answer: a</w:t>
       </w:r>
     </w:p>
     <w:p>
-      <w:pPr>
-        <w:spacing w:after="0" w:before="0"/>
-      </w:pPr>
       <w:r>
-        <w:rPr>
-          <w:b w:val="0"/>
-          <w:i w:val="0"/>
-          <w:sz w:val="22"/>
-        </w:rPr>
-        <w:t>(b) Pulmonary artery</w:t>
+        <w:t xml:space="preserve">Solution: 0.25 ÷ 0.5 = 0.5, so half a tablet.</w:t>
       </w:r>
     </w:p>
     <w:p>
-      <w:pPr>
-        <w:spacing w:after="0" w:before="0"/>
-      </w:pPr>
       <w:r>
-        <w:rPr>
-          <w:b w:val="0"/>
-          <w:i w:val="0"/>
-          <w:sz w:val="22"/>
-        </w:rPr>
-        <w:t>(c) Carotid artery</w:t>
+        <w:t xml:space="preserve">Positive Marks: 1</w:t>
       </w:r>
     </w:p>
     <w:p>
-      <w:pPr>
-        <w:spacing w:after="0" w:before="0"/>
-      </w:pPr>
       <w:r>
-        <w:rPr>
-          <w:b w:val="0"/>
-          <w:i w:val="0"/>
-          <w:sz w:val="22"/>
-        </w:rPr>
-        <w:t>(d) Femoral artery</w:t>
+        <w:t xml:space="preserve">Negative Marks: 0.25</w:t>
       </w:r>
     </w:p>
     <w:p>
-      <w:pPr>
-        <w:spacing w:after="0" w:before="40"/>
-      </w:pPr>
       <w:r>
-        <w:rPr>
-          <w:b/>
-          <w:i w:val="0"/>
-          <w:sz w:val="22"/>
-        </w:rPr>
-        <w:t>Answer: a</w:t>
+        <w:t xml:space="preserve"/>
       </w:r>
     </w:p>
     <w:p>
-      <w:pPr>
-        <w:spacing w:after="0" w:before="0"/>
-      </w:pPr>
       <w:r>
-        <w:rPr>
-          <w:b w:val="0"/>
-          <w:i w:val="0"/>
-          <w:sz w:val="21"/>
-        </w:rPr>
-        <w:t>Solution: The aorta is the largest artery, arising from the left ventricle and distributing oxygenated blood throughout the body. The pulmonary artery carries deoxygenated blood to the lungs.</w:t>
+        <w:t xml:space="preserve">Question: An IV of 800 mL is to infuse over 8 hours with a drop factor of 15 gtt/mL. The flow rate is:</w:t>
       </w:r>
     </w:p>
     <w:p>
-      <w:pPr>
-        <w:spacing w:after="0" w:before="0"/>
-      </w:pPr>
       <w:r>
-        <w:rPr>
-          <w:b w:val="0"/>
-          <w:i w:val="0"/>
-          <w:sz w:val="20"/>
-        </w:rPr>
-        <w:t>Positive Marks: 1</w:t>
+        <w:t xml:space="preserve">(a) 25 gtt/min</w:t>
       </w:r>
     </w:p>
     <w:p>
-      <w:pPr>
-        <w:spacing w:after="160" w:before="0"/>
-      </w:pPr>
       <w:r>
-        <w:rPr>
-          <w:b w:val="0"/>
-          <w:i w:val="0"/>
-          <w:sz w:val="20"/>
-        </w:rPr>
-        <w:t>Negative Marks: 0.25</w:t>
+        <w:t xml:space="preserve">(b) 20 gtt/min</w:t>
       </w:r>
     </w:p>
     <w:p>
-      <w:pPr>
-        <w:spacing w:after="40" w:before="120"/>
-      </w:pPr>
       <w:r>
-        <w:rPr>
-          <w:b w:val="0"/>
-          <w:i w:val="0"/>
-          <w:sz w:val="22"/>
-        </w:rPr>
-        <w:t>Question: Which is the functional unit of the kidney responsible for filtering blood and forming urine?</w:t>
+        <w:t xml:space="preserve">(c) 30 gtt/min</w:t>
       </w:r>
     </w:p>
     <w:p>
-      <w:pPr>
-        <w:spacing w:after="0" w:before="0"/>
-      </w:pPr>
       <w:r>
-        <w:rPr>
-          <w:b w:val="0"/>
-          <w:i w:val="0"/>
-          <w:sz w:val="22"/>
-        </w:rPr>
-        <w:t>(a) Nephron</w:t>
+        <w:t xml:space="preserve">(d) 15 gtt/min</w:t>
       </w:r>
     </w:p>
     <w:p>
-      <w:pPr>
-        <w:spacing w:after="0" w:before="0"/>
-      </w:pPr>
       <w:r>
-        <w:rPr>
-          <w:b w:val="0"/>
-          <w:i w:val="0"/>
-          <w:sz w:val="22"/>
-        </w:rPr>
-        <w:t>(b) Alveolus</w:t>
+        <w:t xml:space="preserve">Answer: a</w:t>
       </w:r>
     </w:p>
     <w:p>
-      <w:pPr>
-        <w:spacing w:after="0" w:before="0"/>
-      </w:pPr>
       <w:r>
-        <w:rPr>
-          <w:b w:val="0"/>
-          <w:i w:val="0"/>
-          <w:sz w:val="22"/>
-        </w:rPr>
-        <w:t>(c) Neuron</w:t>
+        <w:t xml:space="preserve">Solution: 800 mL ÷ 480 min = 1.67 mL/min × 15 gtt/mL = 25 gtt/min.</w:t>
       </w:r>
     </w:p>
     <w:p>
-      <w:pPr>
-        <w:spacing w:after="0" w:before="0"/>
-      </w:pPr>
       <w:r>
-        <w:rPr>
-          <w:b w:val="0"/>
-          <w:i w:val="0"/>
-          <w:sz w:val="22"/>
-        </w:rPr>
-        <w:t>(d) Hepatocyte</w:t>
+        <w:t xml:space="preserve">Positive Marks: 1</w:t>
       </w:r>
     </w:p>
     <w:p>
-      <w:pPr>
-        <w:spacing w:after="0" w:before="40"/>
-      </w:pPr>
       <w:r>
-        <w:rPr>
-          <w:b/>
-          <w:i w:val="0"/>
-          <w:sz w:val="22"/>
-        </w:rPr>
-        <w:t>Answer: a</w:t>
+        <w:t xml:space="preserve">Negative Marks: 0.25</w:t>
       </w:r>
     </w:p>
     <w:p>
-      <w:pPr>
-        <w:spacing w:after="0" w:before="0"/>
-      </w:pPr>
       <w:r>
-        <w:rPr>
-          <w:b w:val="0"/>
-          <w:i w:val="0"/>
-          <w:sz w:val="21"/>
-        </w:rPr>
-        <w:t>Solution: The nephron (glomerulus + tubules) is the kidney's functional unit, filtering blood and producing urine. Alveoli are lung units, neurons are nerve cells, and hepatocytes are liver cells.</w:t>
+        <w:t xml:space="preserve"/>
       </w:r>
     </w:p>
     <w:p>
-      <w:pPr>
-        <w:spacing w:after="0" w:before="0"/>
-      </w:pPr>
       <w:r>
-        <w:rPr>
-          <w:b w:val="0"/>
-          <w:i w:val="0"/>
-          <w:sz w:val="20"/>
-        </w:rPr>
-        <w:t>Positive Marks: 1</w:t>
+        <w:t xml:space="preserve">Question: A client with a diagnosis of heart failure is prescribed a 2 g sodium diet. Which dinner selection is most appropriate?</w:t>
       </w:r>
     </w:p>
     <w:p>
-      <w:pPr>
-        <w:spacing w:after="160" w:before="0"/>
-      </w:pPr>
       <w:r>
-        <w:rPr>
-          <w:b w:val="0"/>
-          <w:i w:val="0"/>
-          <w:sz w:val="20"/>
-        </w:rPr>
-        <w:t>Negative Marks: 0.25</w:t>
+        <w:t xml:space="preserve">(a) Baked fish with steamed broccoli and unsalted rice</w:t>
       </w:r>
     </w:p>
     <w:p>
-      <w:pPr>
-        <w:spacing w:after="40" w:before="120"/>
-      </w:pPr>
       <w:r>
-        <w:rPr>
-          <w:b w:val="0"/>
-          <w:i w:val="0"/>
-          <w:sz w:val="22"/>
-        </w:rPr>
-        <w:t>Question: The end products of protein digestion that are absorbed into the bloodstream are:</w:t>
+        <w:t xml:space="preserve">(b) Canned soup with saltine crackers</w:t>
       </w:r>
     </w:p>
     <w:p>
-      <w:pPr>
-        <w:spacing w:after="0" w:before="0"/>
-      </w:pPr>
       <w:r>
-        <w:rPr>
-          <w:b w:val="0"/>
-          <w:i w:val="0"/>
-          <w:sz w:val="22"/>
-        </w:rPr>
-        <w:t>(a) Amino acids</w:t>
+        <w:t xml:space="preserve">(c) Deli meat sandwich with pickles</w:t>
       </w:r>
     </w:p>
     <w:p>
-      <w:pPr>
-        <w:spacing w:after="0" w:before="0"/>
-      </w:pPr>
       <w:r>
-        <w:rPr>
-          <w:b w:val="0"/>
-          <w:i w:val="0"/>
-          <w:sz w:val="22"/>
-        </w:rPr>
-        <w:t>(b) Fatty acids</w:t>
+        <w:t xml:space="preserve">(d) Frozen pizza</w:t>
       </w:r>
     </w:p>
     <w:p>
-      <w:pPr>
-        <w:spacing w:after="0" w:before="0"/>
-      </w:pPr>
       <w:r>
-        <w:rPr>
-          <w:b w:val="0"/>
-          <w:i w:val="0"/>
-          <w:sz w:val="22"/>
-        </w:rPr>
-        <w:t>(c) Glucose</w:t>
+        <w:t xml:space="preserve">Answer: a</w:t>
       </w:r>
     </w:p>
     <w:p>
-      <w:pPr>
-        <w:spacing w:after="0" w:before="0"/>
-      </w:pPr>
       <w:r>
-        <w:rPr>
-          <w:b w:val="0"/>
-          <w:i w:val="0"/>
-          <w:sz w:val="22"/>
-        </w:rPr>
-        <w:t>(d) Nucleotides</w:t>
+        <w:t xml:space="preserve">Solution: Freshly prepared fish, vegetables, and unsalted rice are low in sodium. Canned, deli, and frozen processed foods are high in sodium.</w:t>
       </w:r>
     </w:p>
     <w:p>
-      <w:pPr>
-        <w:spacing w:after="0" w:before="40"/>
-      </w:pPr>
       <w:r>
-        <w:rPr>
-          <w:b/>
-          <w:i w:val="0"/>
-          <w:sz w:val="22"/>
-        </w:rPr>
-        <w:t>Answer: a</w:t>
+        <w:t xml:space="preserve">Positive Marks: 1</w:t>
       </w:r>
     </w:p>
     <w:p>
-      <w:pPr>
-        <w:spacing w:after="0" w:before="0"/>
-      </w:pPr>
       <w:r>
-        <w:rPr>
-          <w:b w:val="0"/>
-          <w:i w:val="0"/>
-          <w:sz w:val="21"/>
-        </w:rPr>
-        <w:t>Solution: Proteins are digested by pepsin and proteases into amino acids, which are absorbed. Fats yield fatty acids and glycerol, and carbohydrates yield monosaccharides like glucose.</w:t>
+        <w:t xml:space="preserve">Negative Marks: 0.25</w:t>
       </w:r>
     </w:p>
     <w:p>
-      <w:pPr>
-        <w:spacing w:after="0" w:before="0"/>
-      </w:pPr>
       <w:r>
-        <w:rPr>
-          <w:b w:val="0"/>
-          <w:i w:val="0"/>
-          <w:sz w:val="20"/>
-        </w:rPr>
-        <w:t>Positive Marks: 1</w:t>
+        <w:t xml:space="preserve"/>
       </w:r>
     </w:p>
     <w:p>
-      <w:pPr>
-        <w:spacing w:after="160" w:before="0"/>
-      </w:pPr>
       <w:r>
-        <w:rPr>
-          <w:b w:val="0"/>
-          <w:i w:val="0"/>
-          <w:sz w:val="20"/>
-        </w:rPr>
-        <w:t>Negative Marks: 0.25</w:t>
+        <w:t xml:space="preserve">Question: A researcher is studying the prevalence of hypertension in a community at one point in time. This study design is:</w:t>
+      </w:r>
+    </w:p>
+    <w:p>
+      <w:r>
+        <w:t xml:space="preserve">(a) A cross-sectional study</w:t>
+      </w:r>
+    </w:p>
+    <w:p>
+      <w:r>
+        <w:t xml:space="preserve">(b) A cohort study</w:t>
+      </w:r>
+    </w:p>
+    <w:p>
+      <w:r>
+        <w:t xml:space="preserve">(c) A case-control study</w:t>
+      </w:r>
+    </w:p>
+    <w:p>
+      <w:r>
+        <w:t xml:space="preserve">(d) A clinical trial</w:t>
+      </w:r>
+    </w:p>
+    <w:p>
+      <w:r>
+        <w:t xml:space="preserve">Answer: a</w:t>
+      </w:r>
+    </w:p>
+    <w:p>
+      <w:r>
+        <w:t xml:space="preserve">Solution: Cross-sectional studies measure the prevalence of a condition in a population at a single point in time.</w:t>
+      </w:r>
+    </w:p>
+    <w:p>
+      <w:r>
+        <w:t xml:space="preserve">Positive Marks: 1</w:t>
+      </w:r>
+    </w:p>
+    <w:p>
+      <w:r>
+        <w:t xml:space="preserve">Negative Marks: 0.25</w:t>
+      </w:r>
+    </w:p>
+    <w:p>
+      <w:r>
+        <w:t xml:space="preserve"/>
+      </w:r>
+    </w:p>
+    <w:p>
+      <w:r>
+        <w:t xml:space="preserve">Question: A charge nurse is making assignments for the evening shift. Which client should be assigned to the most experienced nurse?</w:t>
+      </w:r>
+    </w:p>
+    <w:p>
+      <w:r>
+        <w:t xml:space="preserve">(a) A client with unstable angina and chest pain</w:t>
+      </w:r>
+    </w:p>
+    <w:p>
+      <w:r>
+        <w:t xml:space="preserve">(b) A client needing routine vital signs</w:t>
+      </w:r>
+    </w:p>
+    <w:p>
+      <w:r>
+        <w:t xml:space="preserve">(c) A client ready for discharge</w:t>
+      </w:r>
+    </w:p>
+    <w:p>
+      <w:r>
+        <w:t xml:space="preserve">(d) A client requesting a back rub</w:t>
+      </w:r>
+    </w:p>
+    <w:p>
+      <w:r>
+        <w:t xml:space="preserve">Answer: a</w:t>
+      </w:r>
+    </w:p>
+    <w:p>
+      <w:r>
+        <w:t xml:space="preserve">Solution: The unstable client requires the most experienced nurse for close monitoring and rapid intervention. Stable clients can be cared for by less experienced staff.</w:t>
+      </w:r>
+    </w:p>
+    <w:p>
+      <w:r>
+        <w:t xml:space="preserve">Positive Marks: 1</w:t>
+      </w:r>
+    </w:p>
+    <w:p>
+      <w:r>
+        <w:t xml:space="preserve">Negative Marks: 0.25</w:t>
       </w:r>
     </w:p>
     <w:sectPr>
       <w:pgSz w:w="12240" w:h="15840"/>
-      <w:pgMar w:top="864" w:right="1008" w:bottom="864" w:left="1008" w:header="720" w:footer="720" w:gutter="0"/>
+      <w:pgMar w:top="1440" w:right="1800" w:bottom="1440" w:left="1800" w:header="720" w:footer="720" w:gutter="0"/>
       <w:cols w:space="720"/>
       <w:docGrid w:linePitch="360"/>
     </w:sectPr>
@@ -2715,10 +1365,6 @@
     <w:name w:val="Normal"/>
     <w:qFormat/>
     <w:rsid w:val="00FC693F"/>
-    <w:rPr>
-      <w:rFonts w:ascii="Calibri" w:hAnsi="Calibri"/>
-      <w:sz w:val="22"/>
-    </w:rPr>
   </w:style>
   <w:style w:type="paragraph" w:styleId="Header">
     <w:name w:val="header"/>
